--- a/docs/SentinelCrew_Technical_Design.docx
+++ b/docs/SentinelCrew_Technical_Design.docx
@@ -735,8 +735,8 @@
         <w:tblLook w:val="07C0" w:firstRow="0" w:lastRow="1" w:firstColumn="1" w:lastColumn="1" w:noHBand="1" w:noVBand="1"/>
       </w:tblPr>
       <w:tblGrid>
-        <w:gridCol w:w="1371"/>
-        <w:gridCol w:w="8205"/>
+        <w:gridCol w:w="1368"/>
+        <w:gridCol w:w="8208"/>
       </w:tblGrid>
       <w:tr>
         <w:tc>
@@ -900,12 +900,15 @@
             <w:pPr>
               <w:pStyle w:val="Compact"/>
             </w:pPr>
-            <w:r>
-              <w:rPr>
-                <w:rStyle w:val="VerbatimChar"/>
-              </w:rPr>
-              <w:t>https://github.com/&lt;you&gt;/sentinelcrew</w:t>
-            </w:r>
+            <w:hyperlink r:id="rId7" w:history="1">
+              <w:r>
+                <w:rPr>
+                  <w:rStyle w:val="Hyperlink"/>
+                  <w:sz w:val="22"/>
+                </w:rPr>
+                <w:t>https://github.com/vinaygandhigit/sentinelcrew</w:t>
+              </w:r>
+            </w:hyperlink>
           </w:p>
         </w:tc>
       </w:tr>
@@ -932,10 +935,7 @@
               <w:pStyle w:val="Compact"/>
             </w:pPr>
             <w:r>
-              <w:rPr>
-                <w:i/>
-              </w:rPr>
-              <w:t>YouTube link</w:t>
+              <w:t>https://youtu.be/-eZUFSH03KU</w:t>
             </w:r>
           </w:p>
         </w:tc>
@@ -1321,7 +1321,7 @@
                     </pic:cNvPicPr>
                   </pic:nvPicPr>
                   <pic:blipFill>
-                    <a:blip r:embed="rId7"/>
+                    <a:blip r:embed="rId8"/>
                     <a:stretch>
                       <a:fillRect/>
                     </a:stretch>
@@ -1400,7 +1400,7 @@
                     </pic:cNvPicPr>
                   </pic:nvPicPr>
                   <pic:blipFill>
-                    <a:blip r:embed="rId8"/>
+                    <a:blip r:embed="rId9"/>
                     <a:stretch>
                       <a:fillRect/>
                     </a:stretch>
@@ -1536,7 +1536,7 @@
                     </pic:cNvPicPr>
                   </pic:nvPicPr>
                   <pic:blipFill>
-                    <a:blip r:embed="rId9"/>
+                    <a:blip r:embed="rId10"/>
                     <a:stretch>
                       <a:fillRect/>
                     </a:stretch>
@@ -1597,7 +1597,7 @@
                     </pic:cNvPicPr>
                   </pic:nvPicPr>
                   <pic:blipFill>
-                    <a:blip r:embed="rId10"/>
+                    <a:blip r:embed="rId11"/>
                     <a:stretch>
                       <a:fillRect/>
                     </a:stretch>
@@ -3723,7 +3723,7 @@
                     </pic:cNvPicPr>
                   </pic:nvPicPr>
                   <pic:blipFill>
-                    <a:blip r:embed="rId11"/>
+                    <a:blip r:embed="rId12"/>
                     <a:stretch>
                       <a:fillRect/>
                     </a:stretch>
@@ -5742,21 +5742,36 @@
       <w:pPr>
         <w:pStyle w:val="FirstParagraph"/>
         <w:spacing w:before="0" w:after="0"/>
-      </w:pPr>
-      <w:r>
-        <w:t>git clone https://github.com/&lt;you&gt;/sentinelcrew.git</w:t>
+        <w:rPr>
+          <w:lang w:val="en-IN"/>
+        </w:rPr>
+      </w:pPr>
+      <w:r>
+        <w:rPr>
+          <w:lang w:val="en-IN"/>
+        </w:rPr>
+        <w:t>git clone https://github.com/vinaygandhigit/sentinelcrew</w:t>
       </w:r>
     </w:p>
     <w:p>
       <w:pPr>
         <w:pStyle w:val="FirstParagraph"/>
         <w:spacing w:before="0" w:after="0"/>
-      </w:pPr>
-      <w:r>
+        <w:rPr>
+          <w:lang w:val="en-IN"/>
+        </w:rPr>
+      </w:pPr>
+      <w:r>
+        <w:rPr>
+          <w:lang w:val="en-IN"/>
+        </w:rPr>
         <w:t xml:space="preserve">Set-Location </w:t>
       </w:r>
       <w:proofErr w:type="spellStart"/>
       <w:r>
+        <w:rPr>
+          <w:lang w:val="en-IN"/>
+        </w:rPr>
         <w:t>sentinelcrew</w:t>
       </w:r>
       <w:proofErr w:type="spellEnd"/>
@@ -5765,26 +5780,44 @@
       <w:pPr>
         <w:pStyle w:val="FirstParagraph"/>
         <w:spacing w:before="0" w:after="0"/>
+        <w:rPr>
+          <w:lang w:val="en-IN"/>
+        </w:rPr>
       </w:pPr>
       <w:proofErr w:type="spellStart"/>
       <w:r>
+        <w:rPr>
+          <w:lang w:val="en-IN"/>
+        </w:rPr>
         <w:t>py</w:t>
       </w:r>
       <w:proofErr w:type="spellEnd"/>
       <w:r>
+        <w:rPr>
+          <w:lang w:val="en-IN"/>
+        </w:rPr>
         <w:t xml:space="preserve"> -m </w:t>
       </w:r>
       <w:proofErr w:type="spellStart"/>
       <w:proofErr w:type="gramStart"/>
       <w:r>
+        <w:rPr>
+          <w:lang w:val="en-IN"/>
+        </w:rPr>
         <w:t>venv</w:t>
       </w:r>
       <w:proofErr w:type="spellEnd"/>
       <w:r>
+        <w:rPr>
+          <w:lang w:val="en-IN"/>
+        </w:rPr>
         <w:t xml:space="preserve"> .</w:t>
       </w:r>
       <w:proofErr w:type="spellStart"/>
       <w:r>
+        <w:rPr>
+          <w:lang w:val="en-IN"/>
+        </w:rPr>
         <w:t>venv</w:t>
       </w:r>
       <w:proofErr w:type="spellEnd"/>
@@ -5794,16 +5827,28 @@
       <w:pPr>
         <w:pStyle w:val="FirstParagraph"/>
         <w:spacing w:before="0" w:after="0"/>
-      </w:pPr>
-      <w:r>
+        <w:rPr>
+          <w:lang w:val="en-IN"/>
+        </w:rPr>
+      </w:pPr>
+      <w:r>
+        <w:rPr>
+          <w:lang w:val="en-IN"/>
+        </w:rPr>
         <w:t>.\.</w:t>
       </w:r>
       <w:proofErr w:type="spellStart"/>
       <w:r>
+        <w:rPr>
+          <w:lang w:val="en-IN"/>
+        </w:rPr>
         <w:t>venv</w:t>
       </w:r>
       <w:proofErr w:type="spellEnd"/>
       <w:r>
+        <w:rPr>
+          <w:lang w:val="en-IN"/>
+        </w:rPr>
         <w:t>\Scripts\Activate.ps1</w:t>
       </w:r>
     </w:p>
@@ -5811,8 +5856,14 @@
       <w:pPr>
         <w:pStyle w:val="FirstParagraph"/>
         <w:spacing w:before="0" w:after="0"/>
-      </w:pPr>
-      <w:r>
+        <w:rPr>
+          <w:lang w:val="en-IN"/>
+        </w:rPr>
+      </w:pPr>
+      <w:r>
+        <w:rPr>
+          <w:lang w:val="en-IN"/>
+        </w:rPr>
         <w:t>python -m pip install -r requirements-dev.txt</w:t>
       </w:r>
     </w:p>
@@ -5820,12 +5871,21 @@
       <w:pPr>
         <w:pStyle w:val="FirstParagraph"/>
         <w:spacing w:before="0" w:after="0"/>
-      </w:pPr>
-      <w:r>
+        <w:rPr>
+          <w:lang w:val="en-IN"/>
+        </w:rPr>
+      </w:pPr>
+      <w:r>
+        <w:rPr>
+          <w:lang w:val="en-IN"/>
+        </w:rPr>
         <w:t>python -m pip install -</w:t>
       </w:r>
       <w:proofErr w:type="gramStart"/>
       <w:r>
+        <w:rPr>
+          <w:lang w:val="en-IN"/>
+        </w:rPr>
         <w:t>e .</w:t>
       </w:r>
       <w:proofErr w:type="gramEnd"/>
@@ -5834,38 +5894,65 @@
       <w:pPr>
         <w:pStyle w:val="FirstParagraph"/>
         <w:spacing w:before="0" w:after="0"/>
+        <w:rPr>
+          <w:lang w:val="en-IN"/>
+        </w:rPr>
       </w:pPr>
     </w:p>
     <w:p>
       <w:pPr>
         <w:pStyle w:val="FirstParagraph"/>
         <w:spacing w:before="0" w:after="0"/>
-      </w:pPr>
-      <w:r>
+        <w:rPr>
+          <w:lang w:val="en-IN"/>
+        </w:rPr>
+      </w:pPr>
+      <w:r>
+        <w:rPr>
+          <w:lang w:val="en-IN"/>
+        </w:rPr>
         <w:t>Copy-</w:t>
       </w:r>
       <w:proofErr w:type="gramStart"/>
       <w:r>
+        <w:rPr>
+          <w:lang w:val="en-IN"/>
+        </w:rPr>
         <w:t>Item .</w:t>
       </w:r>
       <w:proofErr w:type="spellStart"/>
       <w:r>
+        <w:rPr>
+          <w:lang w:val="en-IN"/>
+        </w:rPr>
         <w:t>env</w:t>
       </w:r>
       <w:proofErr w:type="gramEnd"/>
       <w:r>
+        <w:rPr>
+          <w:lang w:val="en-IN"/>
+        </w:rPr>
         <w:t>.</w:t>
       </w:r>
       <w:proofErr w:type="gramStart"/>
       <w:r>
+        <w:rPr>
+          <w:lang w:val="en-IN"/>
+        </w:rPr>
         <w:t>example</w:t>
       </w:r>
       <w:proofErr w:type="spellEnd"/>
       <w:r>
+        <w:rPr>
+          <w:lang w:val="en-IN"/>
+        </w:rPr>
         <w:t xml:space="preserve"> .env</w:t>
       </w:r>
       <w:proofErr w:type="gramEnd"/>
       <w:r>
+        <w:rPr>
+          <w:lang w:val="en-IN"/>
+        </w:rPr>
         <w:t xml:space="preserve">  # then add your key(s), see "Choosing the LLM"</w:t>
       </w:r>
     </w:p>
@@ -5873,21 +5960,36 @@
       <w:pPr>
         <w:pStyle w:val="FirstParagraph"/>
         <w:spacing w:before="0" w:after="0"/>
+        <w:rPr>
+          <w:lang w:val="en-IN"/>
+        </w:rPr>
       </w:pPr>
       <w:proofErr w:type="spellStart"/>
       <w:r>
+        <w:rPr>
+          <w:lang w:val="en-IN"/>
+        </w:rPr>
         <w:t>sentinelcrew</w:t>
       </w:r>
       <w:proofErr w:type="spellEnd"/>
       <w:r>
+        <w:rPr>
+          <w:lang w:val="en-IN"/>
+        </w:rPr>
         <w:t xml:space="preserve"> check-</w:t>
       </w:r>
       <w:proofErr w:type="spellStart"/>
       <w:r>
+        <w:rPr>
+          <w:lang w:val="en-IN"/>
+        </w:rPr>
         <w:t>llm</w:t>
       </w:r>
       <w:proofErr w:type="spellEnd"/>
       <w:r>
+        <w:rPr>
+          <w:lang w:val="en-IN"/>
+        </w:rPr>
         <w:t xml:space="preserve">        # confirms the key works</w:t>
       </w:r>
     </w:p>
@@ -5895,15 +5997,41 @@
       <w:pPr>
         <w:pStyle w:val="FirstParagraph"/>
         <w:spacing w:before="0" w:after="0"/>
+        <w:rPr>
+          <w:lang w:val="en-IN"/>
+        </w:rPr>
       </w:pPr>
       <w:proofErr w:type="spellStart"/>
       <w:r>
+        <w:rPr>
+          <w:lang w:val="en-IN"/>
+        </w:rPr>
         <w:t>sentinelcrew</w:t>
       </w:r>
       <w:proofErr w:type="spellEnd"/>
       <w:r>
-        <w:t xml:space="preserve"> serve            # open http://127.0.0.1:8000</w:t>
-      </w:r>
+        <w:rPr>
+          <w:lang w:val="en-IN"/>
+        </w:rPr>
+        <w:t xml:space="preserve"> serve            # open </w:t>
+      </w:r>
+      <w:hyperlink r:id="rId13" w:history="1">
+        <w:r>
+          <w:rPr>
+            <w:rStyle w:val="Hyperlink"/>
+            <w:lang w:val="en-IN"/>
+          </w:rPr>
+          <w:t>http://127.0.0.1:8000</w:t>
+        </w:r>
+      </w:hyperlink>
+    </w:p>
+    <w:p>
+      <w:pPr>
+        <w:pStyle w:val="BodyText"/>
+        <w:rPr>
+          <w:lang w:val="en-IN"/>
+        </w:rPr>
+      </w:pPr>
     </w:p>
     <w:p>
       <w:pPr>
@@ -6624,6 +6752,7 @@
     <w:p>
       <w:pPr>
         <w:pStyle w:val="FirstParagraph"/>
+        <w:spacing w:before="0" w:after="0"/>
       </w:pPr>
       <w:r>
         <w:t>Your DevOps team owns the packaging, so no container files are included. The service is a single process with a standard Python entry point:</w:t>
@@ -6632,130 +6761,210 @@
     <w:p>
       <w:pPr>
         <w:pStyle w:val="SourceCode"/>
-      </w:pPr>
-      <w:r>
-        <w:rPr>
-          <w:rStyle w:val="ExtensionTok"/>
+        <w:spacing w:after="0"/>
+        <w:rPr>
+          <w:sz w:val="22"/>
+          <w:lang w:val="en-IN"/>
+        </w:rPr>
+      </w:pPr>
+      <w:r>
+        <w:rPr>
+          <w:sz w:val="22"/>
+          <w:lang w:val="en-IN"/>
+        </w:rPr>
+        <w:t xml:space="preserve">python -m pip </w:t>
+      </w:r>
+      <w:proofErr w:type="gramStart"/>
+      <w:r>
+        <w:rPr>
+          <w:sz w:val="22"/>
+          <w:lang w:val="en-IN"/>
+        </w:rPr>
+        <w:t>install .</w:t>
+      </w:r>
+      <w:proofErr w:type="gramEnd"/>
+      <w:r>
+        <w:rPr>
+          <w:sz w:val="22"/>
+          <w:lang w:val="en-IN"/>
+        </w:rPr>
+        <w:t xml:space="preserve">                          # or: python -m pip install -r requirements.txt</w:t>
+      </w:r>
+    </w:p>
+    <w:p>
+      <w:pPr>
+        <w:pStyle w:val="SourceCode"/>
+        <w:spacing w:after="0"/>
+        <w:rPr>
+          <w:sz w:val="22"/>
+          <w:lang w:val="en-IN"/>
+        </w:rPr>
+      </w:pPr>
+      <w:r>
+        <w:rPr>
+          <w:sz w:val="22"/>
+          <w:lang w:val="en-IN"/>
         </w:rPr>
         <w:lastRenderedPageBreak/>
-        <w:t>pip</w:t>
-      </w:r>
-      <w:r>
-        <w:rPr>
-          <w:rStyle w:val="NormalTok"/>
-        </w:rPr>
-        <w:t xml:space="preserve"> install .</w:t>
-      </w:r>
-      <w:r>
-        <w:br/>
-      </w:r>
-      <w:r>
-        <w:rPr>
-          <w:rStyle w:val="BuiltInTok"/>
-        </w:rPr>
-        <w:t>export</w:t>
-      </w:r>
-      <w:r>
-        <w:rPr>
-          <w:rStyle w:val="NormalTok"/>
-        </w:rPr>
-        <w:t xml:space="preserve"> </w:t>
-      </w:r>
-      <w:r>
-        <w:rPr>
-          <w:rStyle w:val="VariableTok"/>
-        </w:rPr>
-        <w:t>APP_ENV=</w:t>
-      </w:r>
-      <w:r>
-        <w:rPr>
-          <w:rStyle w:val="NormalTok"/>
-        </w:rPr>
-        <w:t xml:space="preserve">production </w:t>
-      </w:r>
-      <w:r>
-        <w:rPr>
-          <w:rStyle w:val="VariableTok"/>
-        </w:rPr>
-        <w:t>LLM_PROVIDER=</w:t>
-      </w:r>
-      <w:r>
-        <w:rPr>
-          <w:rStyle w:val="NormalTok"/>
-        </w:rPr>
-        <w:t xml:space="preserve">anthropic </w:t>
-      </w:r>
-      <w:r>
-        <w:rPr>
-          <w:rStyle w:val="VariableTok"/>
-        </w:rPr>
-        <w:t>ANTHROPIC_API_KEY=</w:t>
-      </w:r>
-      <w:r>
-        <w:rPr>
-          <w:rStyle w:val="OperatorTok"/>
-        </w:rPr>
-        <w:t>&lt;</w:t>
-      </w:r>
-      <w:r>
-        <w:rPr>
-          <w:rStyle w:val="ExtensionTok"/>
-        </w:rPr>
-        <w:t>from</w:t>
-      </w:r>
-      <w:r>
-        <w:rPr>
-          <w:rStyle w:val="NormalTok"/>
-        </w:rPr>
-        <w:t xml:space="preserve"> your secret store</w:t>
-      </w:r>
-      <w:r>
-        <w:rPr>
-          <w:rStyle w:val="OperatorTok"/>
-        </w:rPr>
-        <w:t>&gt;</w:t>
-      </w:r>
-      <w:r>
-        <w:br/>
-      </w:r>
-      <w:r>
-        <w:rPr>
-          <w:rStyle w:val="BuiltInTok"/>
-        </w:rPr>
-        <w:t>export</w:t>
-      </w:r>
-      <w:r>
-        <w:rPr>
-          <w:rStyle w:val="NormalTok"/>
-        </w:rPr>
-        <w:t xml:space="preserve"> </w:t>
-      </w:r>
-      <w:r>
-        <w:rPr>
-          <w:rStyle w:val="VariableTok"/>
-        </w:rPr>
-        <w:t>SENTINEL_VAR_DIR=</w:t>
-      </w:r>
-      <w:r>
-        <w:rPr>
-          <w:rStyle w:val="NormalTok"/>
-        </w:rPr>
-        <w:t>/var/lib/sentinelcrew</w:t>
-      </w:r>
-      <w:r>
-        <w:br/>
-      </w:r>
-      <w:r>
-        <w:rPr>
-          <w:rStyle w:val="ExtensionTok"/>
+        <w:t>$</w:t>
+      </w:r>
+      <w:proofErr w:type="spellStart"/>
+      <w:r>
+        <w:rPr>
+          <w:sz w:val="22"/>
+          <w:lang w:val="en-IN"/>
+        </w:rPr>
+        <w:t>env:APP_ENV</w:t>
+      </w:r>
+      <w:proofErr w:type="spellEnd"/>
+      <w:r>
+        <w:rPr>
+          <w:sz w:val="22"/>
+          <w:lang w:val="en-IN"/>
+        </w:rPr>
+        <w:t xml:space="preserve"> = "production"</w:t>
+      </w:r>
+    </w:p>
+    <w:p>
+      <w:pPr>
+        <w:pStyle w:val="SourceCode"/>
+        <w:spacing w:after="0"/>
+        <w:rPr>
+          <w:sz w:val="22"/>
+          <w:lang w:val="en-IN"/>
+        </w:rPr>
+      </w:pPr>
+      <w:r>
+        <w:rPr>
+          <w:sz w:val="22"/>
+          <w:lang w:val="en-IN"/>
+        </w:rPr>
+        <w:t>$</w:t>
+      </w:r>
+      <w:proofErr w:type="spellStart"/>
+      <w:proofErr w:type="gramStart"/>
+      <w:r>
+        <w:rPr>
+          <w:sz w:val="22"/>
+          <w:lang w:val="en-IN"/>
+        </w:rPr>
+        <w:t>env:LLM</w:t>
+      </w:r>
+      <w:proofErr w:type="gramEnd"/>
+      <w:r>
+        <w:rPr>
+          <w:sz w:val="22"/>
+          <w:lang w:val="en-IN"/>
+        </w:rPr>
+        <w:t>_PROVIDER</w:t>
+      </w:r>
+      <w:proofErr w:type="spellEnd"/>
+      <w:r>
+        <w:rPr>
+          <w:sz w:val="22"/>
+          <w:lang w:val="en-IN"/>
+        </w:rPr>
+        <w:t xml:space="preserve"> = "anthropic"</w:t>
+      </w:r>
+    </w:p>
+    <w:p>
+      <w:pPr>
+        <w:pStyle w:val="SourceCode"/>
+        <w:spacing w:after="0"/>
+        <w:rPr>
+          <w:sz w:val="22"/>
+          <w:lang w:val="en-IN"/>
+        </w:rPr>
+      </w:pPr>
+      <w:r>
+        <w:rPr>
+          <w:sz w:val="22"/>
+          <w:lang w:val="en-IN"/>
+        </w:rPr>
+        <w:t>$</w:t>
+      </w:r>
+      <w:proofErr w:type="spellStart"/>
+      <w:proofErr w:type="gramStart"/>
+      <w:r>
+        <w:rPr>
+          <w:sz w:val="22"/>
+          <w:lang w:val="en-IN"/>
+        </w:rPr>
+        <w:t>env:ANTHROPIC</w:t>
+      </w:r>
+      <w:proofErr w:type="gramEnd"/>
+      <w:r>
+        <w:rPr>
+          <w:sz w:val="22"/>
+          <w:lang w:val="en-IN"/>
+        </w:rPr>
+        <w:t>_API_KEY</w:t>
+      </w:r>
+      <w:proofErr w:type="spellEnd"/>
+      <w:r>
+        <w:rPr>
+          <w:sz w:val="22"/>
+          <w:lang w:val="en-IN"/>
+        </w:rPr>
+        <w:t xml:space="preserve"> = "your-</w:t>
+      </w:r>
+      <w:proofErr w:type="spellStart"/>
+      <w:r>
+        <w:rPr>
+          <w:sz w:val="22"/>
+          <w:lang w:val="en-IN"/>
+        </w:rPr>
+        <w:t>api</w:t>
+      </w:r>
+      <w:proofErr w:type="spellEnd"/>
+      <w:r>
+        <w:rPr>
+          <w:sz w:val="22"/>
+          <w:lang w:val="en-IN"/>
+        </w:rPr>
+        <w:t>-key"</w:t>
+      </w:r>
+    </w:p>
+    <w:p>
+      <w:pPr>
+        <w:pStyle w:val="SourceCode"/>
+        <w:spacing w:after="0"/>
+        <w:rPr>
+          <w:sz w:val="22"/>
+          <w:lang w:val="en-IN"/>
+        </w:rPr>
+      </w:pPr>
+      <w:proofErr w:type="spellStart"/>
+      <w:r>
+        <w:rPr>
+          <w:sz w:val="22"/>
+          <w:lang w:val="en-IN"/>
         </w:rPr>
         <w:t>sentinelcrew</w:t>
       </w:r>
-      <w:r>
-        <w:rPr>
-          <w:rStyle w:val="NormalTok"/>
-        </w:rPr>
-        <w:t xml:space="preserve"> serve --host 0.0.0.0 --port 8000</w:t>
+      <w:proofErr w:type="spellEnd"/>
+      <w:r>
+        <w:rPr>
+          <w:sz w:val="22"/>
+          <w:lang w:val="en-IN"/>
+        </w:rPr>
+        <w:t xml:space="preserve"> serve --host 0.0.0.0 --port 8000   # health check: GET /</w:t>
+      </w:r>
+      <w:proofErr w:type="spellStart"/>
+      <w:r>
+        <w:rPr>
+          <w:sz w:val="22"/>
+          <w:lang w:val="en-IN"/>
+        </w:rPr>
+        <w:t>api</w:t>
+      </w:r>
+      <w:proofErr w:type="spellEnd"/>
+      <w:r>
+        <w:rPr>
+          <w:sz w:val="22"/>
+          <w:lang w:val="en-IN"/>
+        </w:rPr>
+        <w:t>/health</w:t>
       </w:r>
     </w:p>
     <w:tbl>
@@ -8410,6 +8619,7 @@
   <w:style w:type="character" w:default="1" w:styleId="DefaultParagraphFont">
     <w:name w:val="Default Paragraph Font"/>
     <w:uiPriority w:val="1"/>
+    <w:semiHidden/>
     <w:unhideWhenUsed/>
   </w:style>
   <w:style w:type="table" w:default="1" w:styleId="TableNormal">
@@ -8965,6 +9175,18 @@
       <w:ind w:left="240"/>
     </w:pPr>
   </w:style>
+  <w:style w:type="character" w:styleId="UnresolvedMention">
+    <w:name w:val="Unresolved Mention"/>
+    <w:basedOn w:val="DefaultParagraphFont"/>
+    <w:uiPriority w:val="99"/>
+    <w:semiHidden/>
+    <w:unhideWhenUsed/>
+    <w:rsid w:val="00624899"/>
+    <w:rPr>
+      <w:color w:val="605E5C"/>
+      <w:shd w:val="clear" w:color="auto" w:fill="E1DFDD"/>
+    </w:rPr>
+  </w:style>
 </w:styles>
 </file>
 
